--- a/software design and modelling/report.docx
+++ b/software design and modelling/report.docx
@@ -116,7 +116,13 @@
       </w:r>
       <w:proofErr w:type="gramEnd"/>
       <w:r>
-        <w:t xml:space="preserve">  ID: [STUDENT ID 2]</w:t>
+        <w:t xml:space="preserve">  ID: </w:t>
+      </w:r>
+      <w:r>
+        <w:t>GH1043158</w:t>
+      </w:r>
+      <w:r>
+        <w:t xml:space="preserve"> </w:t>
       </w:r>
     </w:p>
     <w:p>
@@ -133,15 +139,46 @@
       <w:pPr>
         <w:spacing w:after="80"/>
         <w:jc w:val="center"/>
-      </w:pPr>
-      <w:r>
         <w:rPr>
           <w:color w:val="1E40AF"/>
           <w:sz w:val="20"/>
           <w:szCs w:val="20"/>
         </w:rPr>
-        <w:t>GitHub Repository: [INSERT LINK]</w:t>
-      </w:r>
+      </w:pPr>
+      <w:r>
+        <w:rPr>
+          <w:color w:val="1E40AF"/>
+          <w:sz w:val="20"/>
+          <w:szCs w:val="20"/>
+        </w:rPr>
+        <w:t xml:space="preserve">GitHub Repository: </w:t>
+      </w:r>
+    </w:p>
+    <w:p>
+      <w:pPr>
+        <w:spacing w:after="80"/>
+        <w:jc w:val="center"/>
+      </w:pPr>
+      <w:hyperlink r:id="rId5" w:history="1">
+        <w:r>
+          <w:rPr>
+            <w:rStyle w:val="Hyperlink"/>
+          </w:rPr>
+          <w:t>https://github.com/Ravshanjohn/group_proje</w:t>
+        </w:r>
+        <w:r>
+          <w:rPr>
+            <w:rStyle w:val="Hyperlink"/>
+          </w:rPr>
+          <w:t>c</w:t>
+        </w:r>
+        <w:r>
+          <w:rPr>
+            <w:rStyle w:val="Hyperlink"/>
+          </w:rPr>
+          <w:t>t/tree/main/software%20design%20and%20modelling</w:t>
+        </w:r>
+      </w:hyperlink>
     </w:p>
     <w:p>
       <w:r>
@@ -4377,7 +4414,7 @@
                     <pic:cNvPicPr/>
                   </pic:nvPicPr>
                   <pic:blipFill>
-                    <a:blip r:embed="rId5"/>
+                    <a:blip r:embed="rId6"/>
                     <a:stretch>
                       <a:fillRect/>
                     </a:stretch>
@@ -4419,7 +4456,7 @@
                     <pic:cNvPicPr/>
                   </pic:nvPicPr>
                   <pic:blipFill>
-                    <a:blip r:embed="rId6"/>
+                    <a:blip r:embed="rId7"/>
                     <a:stretch>
                       <a:fillRect/>
                     </a:stretch>
@@ -4462,7 +4499,7 @@
                     <pic:cNvPicPr/>
                   </pic:nvPicPr>
                   <pic:blipFill>
-                    <a:blip r:embed="rId7"/>
+                    <a:blip r:embed="rId8"/>
                     <a:stretch>
                       <a:fillRect/>
                     </a:stretch>
@@ -4504,7 +4541,7 @@
                     <pic:cNvPicPr/>
                   </pic:nvPicPr>
                   <pic:blipFill>
-                    <a:blip r:embed="rId8"/>
+                    <a:blip r:embed="rId9"/>
                     <a:stretch>
                       <a:fillRect/>
                     </a:stretch>
@@ -4547,7 +4584,7 @@
                     <pic:cNvPicPr/>
                   </pic:nvPicPr>
                   <pic:blipFill>
-                    <a:blip r:embed="rId9"/>
+                    <a:blip r:embed="rId10"/>
                     <a:stretch>
                       <a:fillRect/>
                     </a:stretch>
@@ -5888,7 +5925,7 @@
                     <pic:cNvPicPr/>
                   </pic:nvPicPr>
                   <pic:blipFill>
-                    <a:blip r:embed="rId10"/>
+                    <a:blip r:embed="rId11"/>
                     <a:stretch>
                       <a:fillRect/>
                     </a:stretch>
@@ -5931,7 +5968,7 @@
                     <pic:cNvPicPr/>
                   </pic:nvPicPr>
                   <pic:blipFill>
-                    <a:blip r:embed="rId11"/>
+                    <a:blip r:embed="rId12"/>
                     <a:stretch>
                       <a:fillRect/>
                     </a:stretch>
@@ -6117,7 +6154,7 @@
                     <pic:cNvPicPr/>
                   </pic:nvPicPr>
                   <pic:blipFill>
-                    <a:blip r:embed="rId12"/>
+                    <a:blip r:embed="rId13"/>
                     <a:stretch>
                       <a:fillRect/>
                     </a:stretch>
@@ -6162,10 +6199,10 @@
                     <pic:cNvPicPr/>
                   </pic:nvPicPr>
                   <pic:blipFill>
-                    <a:blip r:embed="rId13">
+                    <a:blip r:embed="rId14">
                       <a:extLst>
                         <a:ext uri="{96DAC541-7B7A-43D3-8B79-37D633B846F1}">
-                          <asvg:svgBlip xmlns:asvg="http://schemas.microsoft.com/office/drawing/2016/SVG/main" r:embed="rId14"/>
+                          <asvg:svgBlip xmlns:asvg="http://schemas.microsoft.com/office/drawing/2016/SVG/main" r:embed="rId15"/>
                         </a:ext>
                       </a:extLst>
                     </a:blip>
@@ -6964,10 +7001,10 @@
                     <pic:cNvPicPr/>
                   </pic:nvPicPr>
                   <pic:blipFill>
-                    <a:blip r:embed="rId15">
+                    <a:blip r:embed="rId16">
                       <a:extLst>
                         <a:ext uri="{96DAC541-7B7A-43D3-8B79-37D633B846F1}">
-                          <asvg:svgBlip xmlns:asvg="http://schemas.microsoft.com/office/drawing/2016/SVG/main" r:embed="rId16"/>
+                          <asvg:svgBlip xmlns:asvg="http://schemas.microsoft.com/office/drawing/2016/SVG/main" r:embed="rId17"/>
                         </a:ext>
                       </a:extLst>
                     </a:blip>
@@ -8566,7 +8603,7 @@
                     <pic:cNvPicPr/>
                   </pic:nvPicPr>
                   <pic:blipFill>
-                    <a:blip r:embed="rId17"/>
+                    <a:blip r:embed="rId18"/>
                     <a:stretch>
                       <a:fillRect/>
                     </a:stretch>
@@ -8609,7 +8646,7 @@
                     <pic:cNvPicPr/>
                   </pic:nvPicPr>
                   <pic:blipFill>
-                    <a:blip r:embed="rId18"/>
+                    <a:blip r:embed="rId19"/>
                     <a:stretch>
                       <a:fillRect/>
                     </a:stretch>
@@ -8651,7 +8688,7 @@
                     <pic:cNvPicPr/>
                   </pic:nvPicPr>
                   <pic:blipFill>
-                    <a:blip r:embed="rId19"/>
+                    <a:blip r:embed="rId20"/>
                     <a:stretch>
                       <a:fillRect/>
                     </a:stretch>
@@ -8695,41 +8732,6 @@
           <w:szCs w:val="20"/>
         </w:rPr>
         <w:t>possible.</w:t>
-      </w:r>
-    </w:p>
-    <w:p>
-      <w:pPr>
-        <w:pStyle w:val="Heading1"/>
-        <w:spacing w:before="480" w:after="200"/>
-      </w:pPr>
-      <w:r>
-        <w:rPr>
-          <w:b/>
-          <w:bCs/>
-          <w:color w:val="1E40AF"/>
-          <w:sz w:val="28"/>
-          <w:szCs w:val="28"/>
-        </w:rPr>
-        <w:lastRenderedPageBreak/>
-        <w:t>10. GitHub Repository</w:t>
-      </w:r>
-    </w:p>
-    <w:p>
-      <w:pPr>
-        <w:spacing w:after="80"/>
-      </w:pPr>
-    </w:p>
-    <w:p>
-      <w:pPr>
-        <w:spacing w:after="120"/>
-      </w:pPr>
-      <w:r>
-        <w:rPr>
-          <w:b/>
-          <w:bCs/>
-          <w:color w:val="1E40AF"/>
-        </w:rPr>
-        <w:t>Repository link: [INSERT GITHUB LINK HERE]</w:t>
       </w:r>
     </w:p>
     <w:p>
@@ -9870,6 +9872,30 @@
       <w:szCs w:val="20"/>
     </w:rPr>
   </w:style>
+  <w:style w:type="character" w:styleId="UnresolvedMention">
+    <w:name w:val="Unresolved Mention"/>
+    <w:basedOn w:val="DefaultParagraphFont"/>
+    <w:uiPriority w:val="99"/>
+    <w:semiHidden/>
+    <w:unhideWhenUsed/>
+    <w:rsid w:val="001F51B2"/>
+    <w:rPr>
+      <w:color w:val="605E5C"/>
+      <w:shd w:val="clear" w:color="auto" w:fill="E1DFDD"/>
+    </w:rPr>
+  </w:style>
+  <w:style w:type="character" w:styleId="FollowedHyperlink">
+    <w:name w:val="FollowedHyperlink"/>
+    <w:basedOn w:val="DefaultParagraphFont"/>
+    <w:uiPriority w:val="99"/>
+    <w:semiHidden/>
+    <w:unhideWhenUsed/>
+    <w:rsid w:val="001F51B2"/>
+    <w:rPr>
+      <w:color w:val="96607D" w:themeColor="followedHyperlink"/>
+      <w:u w:val="single"/>
+    </w:rPr>
+  </w:style>
 </w:styles>
 </file>
 
